--- a/docs/acrme_functional_design_document.docx
+++ b/docs/acrme_functional_design_document.docx
@@ -391,13 +391,13 @@
           <w:bCs/>
           <w:b/>
         </w:rPr>
-        <w:t xml:space="preserve">Switzerland North</w:t>
-      </w:r>
-      <w:r>
-        <w:t xml:space="preserve"> </w:t>
-      </w:r>
-      <w:r>
-        <w:t xml:space="preserve">as the authoritative EU cross-geo DR extension region for Middle East (REG-002);</w:t>
+        <w:t xml:space="preserve">max-not-sum</w:t>
+      </w:r>
+      <w:r>
+        <w:t xml:space="preserve"> </w:t>
+      </w:r>
+      <w:r>
+        <w:t xml:space="preserve">DR destination sizing (DR-017);</w:t>
       </w:r>
       <w:r>
         <w:t xml:space="preserve"> </w:t>
@@ -407,13 +407,13 @@
           <w:bCs/>
           <w:b/>
         </w:rPr>
-        <w:t xml:space="preserve">max-not-sum</w:t>
-      </w:r>
-      <w:r>
-        <w:t xml:space="preserve"> </w:t>
-      </w:r>
-      <w:r>
-        <w:t xml:space="preserve">DR destination sizing (DR-017);</w:t>
+        <w:t xml:space="preserve">exact-production-region-first</w:t>
+      </w:r>
+      <w:r>
+        <w:t xml:space="preserve"> </w:t>
+      </w:r>
+      <w:r>
+        <w:t xml:space="preserve">onboarding with a governed</w:t>
       </w:r>
       <w:r>
         <w:t xml:space="preserve"> </w:t>
@@ -423,13 +423,13 @@
           <w:bCs/>
           <w:b/>
         </w:rPr>
-        <w:t xml:space="preserve">exact-production-region-first</w:t>
-      </w:r>
-      <w:r>
-        <w:t xml:space="preserve"> </w:t>
-      </w:r>
-      <w:r>
-        <w:t xml:space="preserve">onboarding with a governed</w:t>
+        <w:t xml:space="preserve">seed record</w:t>
+      </w:r>
+      <w:r>
+        <w:t xml:space="preserve"> </w:t>
+      </w:r>
+      <w:r>
+        <w:t xml:space="preserve">(PLC-001..005); distributed, reciprocal DR with a</w:t>
       </w:r>
       <w:r>
         <w:t xml:space="preserve"> </w:t>
@@ -439,13 +439,13 @@
           <w:bCs/>
           <w:b/>
         </w:rPr>
-        <w:t xml:space="preserve">seed record</w:t>
-      </w:r>
-      <w:r>
-        <w:t xml:space="preserve"> </w:t>
-      </w:r>
-      <w:r>
-        <w:t xml:space="preserve">(PLC-001..005); distributed, reciprocal DR with a</w:t>
+        <w:t xml:space="preserve">source→destination DR index</w:t>
+      </w:r>
+      <w:r>
+        <w:t xml:space="preserve"> </w:t>
+      </w:r>
+      <w:r>
+        <w:t xml:space="preserve">(DR-016/018) and</w:t>
       </w:r>
       <w:r>
         <w:t xml:space="preserve"> </w:t>
@@ -455,13 +455,13 @@
           <w:bCs/>
           <w:b/>
         </w:rPr>
-        <w:t xml:space="preserve">source→destination DR index</w:t>
-      </w:r>
-      <w:r>
-        <w:t xml:space="preserve"> </w:t>
-      </w:r>
-      <w:r>
-        <w:t xml:space="preserve">(DR-016/018) and</w:t>
+        <w:t xml:space="preserve">standby activation waves</w:t>
+      </w:r>
+      <w:r>
+        <w:t xml:space="preserve"> </w:t>
+      </w:r>
+      <w:r>
+        <w:t xml:space="preserve">(DR-019); and</w:t>
       </w:r>
       <w:r>
         <w:t xml:space="preserve"> </w:t>
@@ -471,13 +471,116 @@
           <w:bCs/>
           <w:b/>
         </w:rPr>
-        <w:t xml:space="preserve">standby activation waves</w:t>
-      </w:r>
-      <w:r>
-        <w:t xml:space="preserve"> </w:t>
-      </w:r>
-      <w:r>
-        <w:t xml:space="preserve">(DR-019).</w:t>
+        <w:t xml:space="preserve">Switzerland North</w:t>
+      </w:r>
+      <w:r>
+        <w:t xml:space="preserve"> </w:t>
+      </w:r>
+      <w:r>
+        <w:t xml:space="preserve">as the pre-configured EU cross-geo DR extension for the Middle East (REG-002) —</w:t>
+      </w:r>
+      <w:r>
+        <w:t xml:space="preserve"> </w:t>
+      </w:r>
+      <w:r>
+        <w:rPr>
+          <w:bCs/>
+          <w:b/>
+        </w:rPr>
+        <w:t xml:space="preserve">conditional and currently inactive</w:t>
+      </w:r>
+      <w:r>
+        <w:t xml:space="preserve"> </w:t>
+      </w:r>
+      <w:r>
+        <w:t xml:space="preserve">because Middle East DR is</w:t>
+      </w:r>
+      <w:r>
+        <w:t xml:space="preserve"> </w:t>
+      </w:r>
+      <w:r>
+        <w:rPr>
+          <w:rStyle w:val="VerbatimChar"/>
+        </w:rPr>
+        <w:t xml:space="preserve">DR_NOT_OFFERED</w:t>
+      </w:r>
+      <w:r>
+        <w:t xml:space="preserve"> </w:t>
+      </w:r>
+      <w:r>
+        <w:t xml:space="preserve">pending legal review (DR-014, DEC-001; see §4.4/§8 below).</w:t>
+      </w:r>
+    </w:p>
+    <w:p>
+      <w:pPr>
+        <w:pStyle w:val="BlockText"/>
+      </w:pPr>
+      <w:r>
+        <w:rPr>
+          <w:bCs/>
+          <w:b/>
+        </w:rPr>
+        <w:t xml:space="preserve">⚠️ Middle East DR (DR-014, DEC-001) — currently NOT offered.</w:t>
+      </w:r>
+      <w:r>
+        <w:t xml:space="preserve"> </w:t>
+      </w:r>
+      <w:r>
+        <w:t xml:space="preserve">As it stands, DR is</w:t>
+      </w:r>
+      <w:r>
+        <w:t xml:space="preserve"> </w:t>
+      </w:r>
+      <w:r>
+        <w:rPr>
+          <w:bCs/>
+          <w:b/>
+        </w:rPr>
+        <w:t xml:space="preserve">not offered</w:t>
+      </w:r>
+      <w:r>
+        <w:t xml:space="preserve"> </w:t>
+      </w:r>
+      <w:r>
+        <w:t xml:space="preserve">in the Middle East. Legal owns the Middle East programme and data-sovereignty/residency laws (a largely government/medical customer base) mean cross-border DR cannot meet residency requirements (baseline §2, §5.2, §6). Middle East placement defaults to</w:t>
+      </w:r>
+      <w:r>
+        <w:t xml:space="preserve"> </w:t>
+      </w:r>
+      <w:r>
+        <w:rPr>
+          <w:rStyle w:val="VerbatimChar"/>
+        </w:rPr>
+        <w:t xml:space="preserve">dr_region = NOT_OFFERED</w:t>
+      </w:r>
+      <w:r>
+        <w:t xml:space="preserve">;</w:t>
+      </w:r>
+      <w:r>
+        <w:t xml:space="preserve"> </w:t>
+      </w:r>
+      <w:r>
+        <w:rPr>
+          <w:bCs/>
+          <w:b/>
+        </w:rPr>
+        <w:t xml:space="preserve">production may still exist without DR</w:t>
+      </w:r>
+      <w:r>
+        <w:t xml:space="preserve">. Switzerland North is a pre-configured cross-geo extension that becomes usable</w:t>
+      </w:r>
+      <w:r>
+        <w:t xml:space="preserve"> </w:t>
+      </w:r>
+      <w:r>
+        <w:rPr>
+          <w:bCs/>
+          <w:b/>
+        </w:rPr>
+        <w:t xml:space="preserve">only if/when Legal approves DEC-001</w:t>
+      </w:r>
+      <w:r>
+        <w:t xml:space="preserve">. This is a pending decision and a major architectural risk (baseline §25).</w:t>
       </w:r>
     </w:p>
     <w:p>
@@ -3076,6 +3179,19 @@
         <w:t xml:space="preserve">Switzerland North</w:t>
       </w:r>
       <w:r>
+        <w:t xml:space="preserve">,</w:t>
+      </w:r>
+      <w:r>
+        <w:t xml:space="preserve"> </w:t>
+      </w:r>
+      <w:r>
+        <w:rPr>
+          <w:iCs/>
+          <w:i/>
+        </w:rPr>
+        <w:t xml:space="preserve">pre-configured but inactive pending DEC-001</w:t>
+      </w:r>
+      <w:r>
         <w:t xml:space="preserve">), and</w:t>
       </w:r>
       <w:r>
@@ -3091,7 +3207,54 @@
         <w:t xml:space="preserve"> </w:t>
       </w:r>
       <w:r>
-        <w:t xml:space="preserve">(no cross-border substitution).</w:t>
+        <w:t xml:space="preserve">(no cross-border substitution;</w:t>
+      </w:r>
+      <w:r>
+        <w:t xml:space="preserve"> </w:t>
+      </w:r>
+      <w:r>
+        <w:rPr>
+          <w:bCs/>
+          <w:b/>
+        </w:rPr>
+        <w:t xml:space="preserve">default for the Middle East</w:t>
+      </w:r>
+      <w:r>
+        <w:t xml:space="preserve"> </w:t>
+      </w:r>
+      <w:r>
+        <w:t xml:space="preserve">per DR-014). The</w:t>
+      </w:r>
+      <w:r>
+        <w:t xml:space="preserve"> </w:t>
+      </w:r>
+      <w:r>
+        <w:rPr>
+          <w:rStyle w:val="VerbatimChar"/>
+        </w:rPr>
+        <w:t xml:space="preserve">DR_NOT_OFFERED</w:t>
+      </w:r>
+      <w:r>
+        <w:t xml:space="preserve"> </w:t>
+      </w:r>
+      <w:r>
+        <w:t xml:space="preserve">flag is evaluated</w:t>
+      </w:r>
+      <w:r>
+        <w:t xml:space="preserve"> </w:t>
+      </w:r>
+      <w:r>
+        <w:rPr>
+          <w:bCs/>
+          <w:b/>
+        </w:rPr>
+        <w:t xml:space="preserve">before</w:t>
+      </w:r>
+      <w:r>
+        <w:t xml:space="preserve"> </w:t>
+      </w:r>
+      <w:r>
+        <w:t xml:space="preserve">any cross-geo extension, so an inactive extension is never auto-applied.</w:t>
       </w:r>
       <w:r>
         <w:t xml:space="preserve"> </w:t>
@@ -3522,6 +3685,62 @@
       </w:r>
       <w:r>
         <w:t xml:space="preserve">where sovereignty/contract forbids cross-border DR, the seed records no DR and ACRME never silently substitutes.</w:t>
+      </w:r>
+      <w:r>
+        <w:t xml:space="preserve"> </w:t>
+      </w:r>
+      <w:r>
+        <w:rPr>
+          <w:bCs/>
+          <w:b/>
+        </w:rPr>
+        <w:t xml:space="preserve">This is the current position for the Middle East</w:t>
+      </w:r>
+      <w:r>
+        <w:t xml:space="preserve"> </w:t>
+      </w:r>
+      <w:r>
+        <w:t xml:space="preserve">(DEC-001, under legal review): ME defaults to</w:t>
+      </w:r>
+      <w:r>
+        <w:t xml:space="preserve"> </w:t>
+      </w:r>
+      <w:r>
+        <w:rPr>
+          <w:rStyle w:val="VerbatimChar"/>
+        </w:rPr>
+        <w:t xml:space="preserve">dr_region = NOT_OFFERED</w:t>
+      </w:r>
+      <w:r>
+        <w:t xml:space="preserve">, contributes no</w:t>
+      </w:r>
+      <w:r>
+        <w:t xml:space="preserve"> </w:t>
+      </w:r>
+      <w:r>
+        <w:rPr>
+          <w:rStyle w:val="VerbatimChar"/>
+        </w:rPr>
+        <w:t xml:space="preserve">SourceDestinationDRIndex</w:t>
+      </w:r>
+      <w:r>
+        <w:t xml:space="preserve"> </w:t>
+      </w:r>
+      <w:r>
+        <w:t xml:space="preserve">entries, consumes no DR earmark, and is never a DR source or destination; ME</w:t>
+      </w:r>
+      <w:r>
+        <w:t xml:space="preserve"> </w:t>
+      </w:r>
+      <w:r>
+        <w:rPr>
+          <w:bCs/>
+          <w:b/>
+        </w:rPr>
+        <w:t xml:space="preserve">production may still exist without DR</w:t>
+      </w:r>
+      <w:r>
+        <w:t xml:space="preserve">. The Switzerland North extension activates only if Legal clears DEC-001.</w:t>
       </w:r>
       <w:r>
         <w:t xml:space="preserve"> </w:t>
@@ -5030,7 +5249,46 @@
               <w:jc w:val="left"/>
             </w:pPr>
             <w:r>
-              <w:t xml:space="preserve">Governs Switzerland North extension vs</w:t>
+              <w:rPr>
+                <w:bCs/>
+                <w:b/>
+              </w:rPr>
+              <w:t xml:space="preserve">Current position:</w:t>
+            </w:r>
+            <w:r>
+              <w:rPr>
+                <w:bCs/>
+                <w:b/>
+              </w:rPr>
+              <w:t xml:space="preserve"> </w:t>
+            </w:r>
+            <w:r>
+              <w:rPr>
+                <w:rStyle w:val="VerbatimChar"/>
+                <w:bCs/>
+                <w:b/>
+              </w:rPr>
+              <w:t xml:space="preserve">DR_NOT_OFFERED</w:t>
+            </w:r>
+            <w:r>
+              <w:rPr>
+                <w:bCs/>
+                <w:b/>
+              </w:rPr>
+              <w:t xml:space="preserve"> </w:t>
+            </w:r>
+            <w:r>
+              <w:rPr>
+                <w:bCs/>
+                <w:b/>
+              </w:rPr>
+              <w:t xml:space="preserve">(DR is NOT offered in the Middle East)</w:t>
+            </w:r>
+            <w:r>
+              <w:t xml:space="preserve"> </w:t>
+            </w:r>
+            <w:r>
+              <w:t xml:space="preserve">due to data-sovereignty/residency; under legal review. Governs whether the pre-configured Switzerland North extension ever activates. Until legal approval, ME defaults to</w:t>
             </w:r>
             <w:r>
               <w:t xml:space="preserve"> </w:t>
@@ -5039,7 +5297,7 @@
               <w:rPr>
                 <w:rStyle w:val="VerbatimChar"/>
               </w:rPr>
-              <w:t xml:space="preserve">DR_NOT_OFFERED</w:t>
+              <w:t xml:space="preserve">dr_region = NOT_OFFERED</w:t>
             </w:r>
             <w:r>
               <w:t xml:space="preserve">.</w:t>
